--- a/Prijedlog ASUB projekta - plan rada i podjela poslova.docx
+++ b/Prijedlog ASUB projekta - plan rada i podjela poslova.docx
@@ -19,25 +19,7 @@
           <w:sz w:val="24"/>
           <w:szCs w:val="24"/>
         </w:rPr>
-        <w:t xml:space="preserve">Prijedlog </w:t>
-      </w:r>
-      <w:r>
-        <w:rPr>
-          <w:b/>
-          <w:bCs/>
-          <w:sz w:val="24"/>
-          <w:szCs w:val="24"/>
-        </w:rPr>
-        <w:t xml:space="preserve">ASUB </w:t>
-      </w:r>
-      <w:r>
-        <w:rPr>
-          <w:b/>
-          <w:bCs/>
-          <w:sz w:val="24"/>
-          <w:szCs w:val="24"/>
-        </w:rPr>
-        <w:t>projekta</w:t>
+        <w:t>Prijedlog ASUB projekta</w:t>
       </w:r>
     </w:p>
     <w:p>
@@ -97,47 +79,7 @@
     </w:p>
     <w:p>
       <w:r>
-        <w:t xml:space="preserve">U projektu nastojimo iz </w:t>
-      </w:r>
-      <w:proofErr w:type="spellStart"/>
-      <w:r>
-        <w:t>dataseta</w:t>
-      </w:r>
-      <w:proofErr w:type="spellEnd"/>
-      <w:r>
-        <w:t xml:space="preserve"> koji sadrži slike ultrazvuka dojke uspješno identificirati maligne promjene. Korišteni </w:t>
-      </w:r>
-      <w:proofErr w:type="spellStart"/>
-      <w:r>
-        <w:t>dataset</w:t>
-      </w:r>
-      <w:proofErr w:type="spellEnd"/>
-      <w:r>
-        <w:t xml:space="preserve"> treba biti javno dostupan, a identifikacija se provodi korištenjem algoritama dubokog učenja kao što su neuronske mreže. Za izradu projekta planiramo koristiti programski jezik Python i razvojno okruženje </w:t>
-      </w:r>
-      <w:proofErr w:type="spellStart"/>
-      <w:r>
-        <w:t>Jupyter</w:t>
-      </w:r>
-      <w:proofErr w:type="spellEnd"/>
-      <w:r>
-        <w:t xml:space="preserve"> </w:t>
-      </w:r>
-      <w:proofErr w:type="spellStart"/>
-      <w:r>
-        <w:t>Notebooks</w:t>
-      </w:r>
-      <w:proofErr w:type="spellEnd"/>
-      <w:r>
-        <w:t xml:space="preserve">. Kako bi se izrada projekta olakšala koristit će se platforma </w:t>
-      </w:r>
-      <w:proofErr w:type="spellStart"/>
-      <w:r>
-        <w:t>GitLab</w:t>
-      </w:r>
-      <w:proofErr w:type="spellEnd"/>
-      <w:r>
-        <w:t>, a za komunikaciju između članova koristi se WhatsApp grupa. Izvještaj projekta bit će napisan prema IEEE-ovom konferencijskom formatu:</w:t>
+        <w:t>U projektu nastojimo iz dataseta koji sadrži slike ultrazvuka dojke uspješno identificirati maligne promjene. Korišteni dataset treba biti javno dostupan, a identifikacija se provodi korištenjem algoritama dubokog učenja kao što su neuronske mreže. Za izradu projekta planiramo koristiti programski jezik Python i razvojno okruženje Jupyter Notebooks. Kako bi se izrada projekta olakšala koristit će se platforma GitLab, a za komunikaciju između članova koristi se WhatsApp grupa. Izvještaj projekta bit će napisan prema IEEE-ovom konferencijskom formatu:</w:t>
       </w:r>
       <w:hyperlink r:id="rId4" w:history="1">
         <w:r>
@@ -182,65 +124,17 @@
     </w:p>
     <w:p>
       <w:r>
-        <w:t xml:space="preserve">2)      Pronalazak kvalitetnog </w:t>
-      </w:r>
-      <w:proofErr w:type="spellStart"/>
-      <w:r>
-        <w:t>dataseta</w:t>
-      </w:r>
-      <w:proofErr w:type="spellEnd"/>
-      <w:r>
-        <w:t xml:space="preserve"> koji sadrži slike ultrazvuka dojki koje imaju i koje nemaju maligne promjene.</w:t>
-      </w:r>
-    </w:p>
-    <w:p>
-      <w:r>
-        <w:t xml:space="preserve">3)      Učitavanje i priprema </w:t>
-      </w:r>
-      <w:proofErr w:type="spellStart"/>
-      <w:r>
-        <w:t>dataseta</w:t>
-      </w:r>
-      <w:proofErr w:type="spellEnd"/>
-      <w:r>
-        <w:t xml:space="preserve"> za obradu u </w:t>
-      </w:r>
-      <w:proofErr w:type="spellStart"/>
-      <w:r>
-        <w:t>Jupyter</w:t>
-      </w:r>
-      <w:proofErr w:type="spellEnd"/>
-      <w:r>
-        <w:t xml:space="preserve"> </w:t>
-      </w:r>
-      <w:proofErr w:type="spellStart"/>
-      <w:r>
-        <w:t>notebooku</w:t>
-      </w:r>
-      <w:proofErr w:type="spellEnd"/>
-      <w:r>
-        <w:t>.</w:t>
-      </w:r>
-    </w:p>
-    <w:p>
-      <w:r>
-        <w:t xml:space="preserve">4)      Programiranje neuronske mreže koja može iz učitanog </w:t>
-      </w:r>
-      <w:proofErr w:type="spellStart"/>
-      <w:r>
-        <w:t>dataseta</w:t>
-      </w:r>
-      <w:proofErr w:type="spellEnd"/>
-      <w:r>
-        <w:t xml:space="preserve"> razlikovati slike s malignim promjenama od onih bez malignih promjena. Učenje </w:t>
-      </w:r>
-      <w:proofErr w:type="spellStart"/>
-      <w:r>
-        <w:t>neuralne</w:t>
-      </w:r>
-      <w:proofErr w:type="spellEnd"/>
-      <w:r>
-        <w:t xml:space="preserve"> mreže na podacima za učenje</w:t>
+        <w:t>2)      Pronalazak kvalitetnog dataseta koji sadrži slike ultrazvuka dojki koje imaju i koje nemaju maligne promjene.</w:t>
+      </w:r>
+    </w:p>
+    <w:p>
+      <w:r>
+        <w:t>3)      Učitavanje i priprema dataseta za obradu u Jupyter notebooku.</w:t>
+      </w:r>
+    </w:p>
+    <w:p>
+      <w:r>
+        <w:t>4)      Programiranje neuronske mreže koja može iz učitanog dataseta razlikovati slike s malignim promjenama od onih bez malignih promjena. Učenje neuralne mreže na podacima za učenje</w:t>
       </w:r>
     </w:p>
     <w:p>
@@ -295,13 +189,8 @@
     </w:p>
     <w:p>
       <w:r>
-        <w:t xml:space="preserve">1)      Lucija </w:t>
-      </w:r>
-      <w:proofErr w:type="spellStart"/>
-      <w:r>
-        <w:t>Čorak</w:t>
-      </w:r>
-      <w:proofErr w:type="spellEnd"/>
+        <w:t>1)      Lucija Čorak</w:t>
+      </w:r>
     </w:p>
     <w:p>
       <w:r>
@@ -325,13 +214,8 @@
     </w:p>
     <w:p>
       <w:r>
-        <w:t xml:space="preserve">6)      Martina Šola, Lucija </w:t>
-      </w:r>
-      <w:proofErr w:type="spellStart"/>
-      <w:r>
-        <w:t>Čorak</w:t>
-      </w:r>
-      <w:proofErr w:type="spellEnd"/>
+        <w:t>6)      Martina Šola, Lucija Čorak</w:t>
+      </w:r>
     </w:p>
     <w:p>
       <w:r>
@@ -380,6 +264,25 @@
       </w:r>
     </w:p>
     <w:p/>
+    <w:p>
+      <w:r>
+        <w:t>Link za Google Docs verziju plana:</w:t>
+      </w:r>
+      <w:r>
+        <w:br/>
+      </w:r>
+      <w:hyperlink r:id="rId5" w:history="1">
+        <w:r>
+          <w:rPr>
+            <w:rStyle w:val="Hyperlink"/>
+          </w:rPr>
+          <w:t>https://docs.google.com/document/d/111PMJFsQMBrKjoeI43n5jRaxlp2dFItmd-aATKPcBq4/edit?tab=t.0</w:t>
+        </w:r>
+      </w:hyperlink>
+      <w:r>
+        <w:t xml:space="preserve"> </w:t>
+      </w:r>
+    </w:p>
     <w:sectPr>
       <w:pgSz w:w="12240" w:h="15840"/>
       <w:pgMar w:top="1440" w:right="1440" w:bottom="1440" w:left="1440" w:header="720" w:footer="720" w:gutter="0"/>
@@ -996,6 +899,7 @@
   <w:style w:type="character" w:default="1" w:styleId="DefaultParagraphFont">
     <w:name w:val="Default Paragraph Font"/>
     <w:uiPriority w:val="1"/>
+    <w:semiHidden/>
     <w:unhideWhenUsed/>
   </w:style>
   <w:style w:type="table" w:default="1" w:styleId="TableNormal">

--- a/Prijedlog ASUB projekta - plan rada i podjela poslova.docx
+++ b/Prijedlog ASUB projekta - plan rada i podjela poslova.docx
@@ -79,7 +79,47 @@
     </w:p>
     <w:p>
       <w:r>
-        <w:t>U projektu nastojimo iz dataseta koji sadrži slike ultrazvuka dojke uspješno identificirati maligne promjene. Korišteni dataset treba biti javno dostupan, a identifikacija se provodi korištenjem algoritama dubokog učenja kao što su neuronske mreže. Za izradu projekta planiramo koristiti programski jezik Python i razvojno okruženje Jupyter Notebooks. Kako bi se izrada projekta olakšala koristit će se platforma GitLab, a za komunikaciju između članova koristi se WhatsApp grupa. Izvještaj projekta bit će napisan prema IEEE-ovom konferencijskom formatu:</w:t>
+        <w:t xml:space="preserve">U projektu nastojimo iz </w:t>
+      </w:r>
+      <w:proofErr w:type="spellStart"/>
+      <w:r>
+        <w:t>dataseta</w:t>
+      </w:r>
+      <w:proofErr w:type="spellEnd"/>
+      <w:r>
+        <w:t xml:space="preserve"> koji sadrži slike ultrazvuka dojke uspješno identificirati maligne promjene. Korišteni </w:t>
+      </w:r>
+      <w:proofErr w:type="spellStart"/>
+      <w:r>
+        <w:t>dataset</w:t>
+      </w:r>
+      <w:proofErr w:type="spellEnd"/>
+      <w:r>
+        <w:t xml:space="preserve"> treba biti javno dostupan, a identifikacija se provodi korištenjem algoritama dubokog učenja kao što su neuronske mreže. Za izradu projekta planiramo koristiti programski jezik Python i razvojno okruženje </w:t>
+      </w:r>
+      <w:proofErr w:type="spellStart"/>
+      <w:r>
+        <w:t>Jupyter</w:t>
+      </w:r>
+      <w:proofErr w:type="spellEnd"/>
+      <w:r>
+        <w:t xml:space="preserve"> </w:t>
+      </w:r>
+      <w:proofErr w:type="spellStart"/>
+      <w:r>
+        <w:t>Notebooks</w:t>
+      </w:r>
+      <w:proofErr w:type="spellEnd"/>
+      <w:r>
+        <w:t xml:space="preserve">. Kako bi se izrada projekta olakšala koristit će se platforma </w:t>
+      </w:r>
+      <w:proofErr w:type="spellStart"/>
+      <w:r>
+        <w:t>GitLab</w:t>
+      </w:r>
+      <w:proofErr w:type="spellEnd"/>
+      <w:r>
+        <w:t>, a za komunikaciju između članova koristi se WhatsApp grupa. Izvještaj projekta bit će napisan prema IEEE-ovom konferencijskom formatu:</w:t>
       </w:r>
       <w:hyperlink r:id="rId4" w:history="1">
         <w:r>
@@ -124,17 +164,65 @@
     </w:p>
     <w:p>
       <w:r>
-        <w:t>2)      Pronalazak kvalitetnog dataseta koji sadrži slike ultrazvuka dojki koje imaju i koje nemaju maligne promjene.</w:t>
-      </w:r>
-    </w:p>
-    <w:p>
-      <w:r>
-        <w:t>3)      Učitavanje i priprema dataseta za obradu u Jupyter notebooku.</w:t>
-      </w:r>
-    </w:p>
-    <w:p>
-      <w:r>
-        <w:t>4)      Programiranje neuronske mreže koja može iz učitanog dataseta razlikovati slike s malignim promjenama od onih bez malignih promjena. Učenje neuralne mreže na podacima za učenje</w:t>
+        <w:t xml:space="preserve">2)      Pronalazak kvalitetnog </w:t>
+      </w:r>
+      <w:proofErr w:type="spellStart"/>
+      <w:r>
+        <w:t>dataseta</w:t>
+      </w:r>
+      <w:proofErr w:type="spellEnd"/>
+      <w:r>
+        <w:t xml:space="preserve"> koji sadrži slike ultrazvuka dojki koje imaju i koje nemaju maligne promjene.</w:t>
+      </w:r>
+    </w:p>
+    <w:p>
+      <w:r>
+        <w:t xml:space="preserve">3)      Učitavanje i priprema </w:t>
+      </w:r>
+      <w:proofErr w:type="spellStart"/>
+      <w:r>
+        <w:t>dataseta</w:t>
+      </w:r>
+      <w:proofErr w:type="spellEnd"/>
+      <w:r>
+        <w:t xml:space="preserve"> za obradu u </w:t>
+      </w:r>
+      <w:proofErr w:type="spellStart"/>
+      <w:r>
+        <w:t>Jupyter</w:t>
+      </w:r>
+      <w:proofErr w:type="spellEnd"/>
+      <w:r>
+        <w:t xml:space="preserve"> </w:t>
+      </w:r>
+      <w:proofErr w:type="spellStart"/>
+      <w:r>
+        <w:t>notebooku</w:t>
+      </w:r>
+      <w:proofErr w:type="spellEnd"/>
+      <w:r>
+        <w:t>.</w:t>
+      </w:r>
+    </w:p>
+    <w:p>
+      <w:r>
+        <w:t xml:space="preserve">4)      Programiranje neuronske mreže koja može iz učitanog </w:t>
+      </w:r>
+      <w:proofErr w:type="spellStart"/>
+      <w:r>
+        <w:t>dataseta</w:t>
+      </w:r>
+      <w:proofErr w:type="spellEnd"/>
+      <w:r>
+        <w:t xml:space="preserve"> razlikovati slike s malignim promjenama od onih bez malignih promjena. Učenje </w:t>
+      </w:r>
+      <w:proofErr w:type="spellStart"/>
+      <w:r>
+        <w:t>neuralne</w:t>
+      </w:r>
+      <w:proofErr w:type="spellEnd"/>
+      <w:r>
+        <w:t xml:space="preserve"> mreže na podacima za učenje</w:t>
       </w:r>
     </w:p>
     <w:p>
@@ -189,8 +277,13 @@
     </w:p>
     <w:p>
       <w:r>
-        <w:t>1)      Lucija Čorak</w:t>
-      </w:r>
+        <w:t xml:space="preserve">1)      Lucija </w:t>
+      </w:r>
+      <w:proofErr w:type="spellStart"/>
+      <w:r>
+        <w:t>Čorak</w:t>
+      </w:r>
+      <w:proofErr w:type="spellEnd"/>
     </w:p>
     <w:p>
       <w:r>
@@ -214,8 +307,13 @@
     </w:p>
     <w:p>
       <w:r>
-        <w:t>6)      Martina Šola, Lucija Čorak</w:t>
-      </w:r>
+        <w:t xml:space="preserve">6)      Martina Šola, Lucija </w:t>
+      </w:r>
+      <w:proofErr w:type="spellStart"/>
+      <w:r>
+        <w:t>Čorak</w:t>
+      </w:r>
+      <w:proofErr w:type="spellEnd"/>
     </w:p>
     <w:p>
       <w:r>
@@ -266,7 +364,15 @@
     <w:p/>
     <w:p>
       <w:r>
-        <w:t>Link za Google Docs verziju plana:</w:t>
+        <w:t xml:space="preserve">Link za Google </w:t>
+      </w:r>
+      <w:proofErr w:type="spellStart"/>
+      <w:r>
+        <w:t>Docs</w:t>
+      </w:r>
+      <w:proofErr w:type="spellEnd"/>
+      <w:r>
+        <w:t xml:space="preserve"> verziju plana:</w:t>
       </w:r>
       <w:r>
         <w:br/>
@@ -281,6 +387,254 @@
       </w:hyperlink>
       <w:r>
         <w:t xml:space="preserve"> </w:t>
+      </w:r>
+    </w:p>
+    <w:p/>
+    <w:p>
+      <w:r>
+        <w:br w:type="page"/>
+      </w:r>
+    </w:p>
+    <w:p>
+      <w:pPr>
+        <w:jc w:val="center"/>
+        <w:rPr>
+          <w:b/>
+          <w:bCs/>
+          <w:sz w:val="28"/>
+          <w:szCs w:val="28"/>
+        </w:rPr>
+      </w:pPr>
+      <w:r>
+        <w:rPr>
+          <w:b/>
+          <w:bCs/>
+          <w:sz w:val="28"/>
+          <w:szCs w:val="28"/>
+        </w:rPr>
+        <w:lastRenderedPageBreak/>
+        <w:t>SASTANAK s asistenticom</w:t>
+      </w:r>
+    </w:p>
+    <w:p>
+      <w:r>
+        <w:t xml:space="preserve">provjeri postoji li isti broj pacijenta u </w:t>
+      </w:r>
+      <w:proofErr w:type="spellStart"/>
+      <w:r>
+        <w:t>train</w:t>
+      </w:r>
+      <w:proofErr w:type="spellEnd"/>
+      <w:r>
+        <w:t xml:space="preserve"> i test </w:t>
+      </w:r>
+      <w:proofErr w:type="spellStart"/>
+      <w:r>
+        <w:t>datasetu</w:t>
+      </w:r>
+      <w:proofErr w:type="spellEnd"/>
+      <w:r>
+        <w:t xml:space="preserve">, </w:t>
+      </w:r>
+      <w:r>
+        <w:t xml:space="preserve">ako postoji </w:t>
+      </w:r>
+      <w:proofErr w:type="spellStart"/>
+      <w:r>
+        <w:t>prevaci</w:t>
+      </w:r>
+      <w:proofErr w:type="spellEnd"/>
+      <w:r>
+        <w:t xml:space="preserve"> sve u jedan </w:t>
+      </w:r>
+      <w:proofErr w:type="spellStart"/>
+      <w:r>
+        <w:t>dataset</w:t>
+      </w:r>
+      <w:proofErr w:type="spellEnd"/>
+    </w:p>
+    <w:p>
+      <w:r>
+        <w:t>distribucija svih klasa tumora</w:t>
+      </w:r>
+    </w:p>
+    <w:p>
+      <w:r>
+        <w:t xml:space="preserve">u radu treba napomenuti da radimo već na </w:t>
+      </w:r>
+      <w:proofErr w:type="spellStart"/>
+      <w:r>
+        <w:t>train</w:t>
+      </w:r>
+      <w:proofErr w:type="spellEnd"/>
+      <w:r>
+        <w:t xml:space="preserve"> testu koji je balansiran (jednaki omjeri BENIGN, BENIGN_WITHOUT_CALLBACK i MALIGNANT uzoraka)</w:t>
+      </w:r>
+      <w:r>
+        <w:t xml:space="preserve">. </w:t>
+      </w:r>
+      <w:r>
+        <w:t xml:space="preserve">Vjerojatno je izabrano ručno da bude tako. </w:t>
+      </w:r>
+    </w:p>
+    <w:p>
+      <w:proofErr w:type="spellStart"/>
+      <w:r>
+        <w:t>Train</w:t>
+      </w:r>
+      <w:proofErr w:type="spellEnd"/>
+      <w:r>
+        <w:t xml:space="preserve"> </w:t>
+      </w:r>
+      <w:proofErr w:type="spellStart"/>
+      <w:r>
+        <w:t>dataset</w:t>
+      </w:r>
+      <w:proofErr w:type="spellEnd"/>
+      <w:r>
+        <w:t xml:space="preserve"> nije toliko balansiran (omjer otprilike </w:t>
+      </w:r>
+      <w:r>
+        <w:t>2:2:1</w:t>
+      </w:r>
+      <w:r>
+        <w:t>). Napravi</w:t>
+      </w:r>
+      <w:r>
+        <w:t>ti</w:t>
+      </w:r>
+      <w:r>
+        <w:t xml:space="preserve"> h</w:t>
+      </w:r>
+      <w:proofErr w:type="spellStart"/>
+      <w:r>
+        <w:t>istograme</w:t>
+      </w:r>
+      <w:proofErr w:type="spellEnd"/>
+      <w:r>
+        <w:t xml:space="preserve"> koji će to lijepo ilustrirati</w:t>
+      </w:r>
+      <w:r>
+        <w:t>.</w:t>
+      </w:r>
+    </w:p>
+    <w:p/>
+    <w:p>
+      <w:r>
+        <w:t>IZRADA KLASIFIKACIJSKOG MODELA</w:t>
+      </w:r>
+    </w:p>
+    <w:p>
+      <w:r>
+        <w:t xml:space="preserve"># usporedba različitih </w:t>
+      </w:r>
+      <w:proofErr w:type="spellStart"/>
+      <w:r>
+        <w:t>feature</w:t>
+      </w:r>
+      <w:proofErr w:type="spellEnd"/>
+      <w:r>
+        <w:t xml:space="preserve"> </w:t>
+      </w:r>
+      <w:proofErr w:type="spellStart"/>
+      <w:r>
+        <w:t>extractora</w:t>
+      </w:r>
+      <w:proofErr w:type="spellEnd"/>
+    </w:p>
+    <w:p>
+      <w:r>
+        <w:t xml:space="preserve"># usporedba CNN i </w:t>
+      </w:r>
+      <w:proofErr w:type="spellStart"/>
+      <w:r>
+        <w:t>vision</w:t>
+      </w:r>
+      <w:proofErr w:type="spellEnd"/>
+      <w:r>
+        <w:t xml:space="preserve"> </w:t>
+      </w:r>
+      <w:proofErr w:type="spellStart"/>
+      <w:r>
+        <w:t>transformera</w:t>
+      </w:r>
+      <w:proofErr w:type="spellEnd"/>
+      <w:r>
+        <w:t xml:space="preserve"> (ako ostane vremena, trebalo bi bit jednostavno za implementaciju, ali nije nužno) </w:t>
+      </w:r>
+    </w:p>
+    <w:p>
+      <w:r>
+        <w:t xml:space="preserve"># usporedba treniranja </w:t>
+      </w:r>
+      <w:proofErr w:type="spellStart"/>
+      <w:r>
+        <w:t>from</w:t>
+      </w:r>
+      <w:proofErr w:type="spellEnd"/>
+      <w:r>
+        <w:t xml:space="preserve"> </w:t>
+      </w:r>
+      <w:proofErr w:type="spellStart"/>
+      <w:r>
+        <w:t>scratch</w:t>
+      </w:r>
+      <w:proofErr w:type="spellEnd"/>
+      <w:r>
+        <w:t xml:space="preserve"> i </w:t>
+      </w:r>
+      <w:proofErr w:type="spellStart"/>
+      <w:r>
+        <w:t>predtreniranog</w:t>
+      </w:r>
+      <w:proofErr w:type="spellEnd"/>
+      <w:r>
+        <w:t xml:space="preserve"> modela (</w:t>
+      </w:r>
+      <w:proofErr w:type="spellStart"/>
+      <w:r>
+        <w:t>image</w:t>
+      </w:r>
+      <w:proofErr w:type="spellEnd"/>
+      <w:r>
+        <w:t xml:space="preserve"> net, </w:t>
+      </w:r>
+      <w:proofErr w:type="spellStart"/>
+      <w:r>
+        <w:t>foundation</w:t>
+      </w:r>
+      <w:proofErr w:type="spellEnd"/>
+      <w:r>
+        <w:t xml:space="preserve"> modeli -&gt; težine iz modela koji su već učeni na slikama ultrazvuka)</w:t>
+      </w:r>
+    </w:p>
+    <w:p>
+      <w:r>
+        <w:t xml:space="preserve"># evaluacija: </w:t>
+      </w:r>
+      <w:proofErr w:type="spellStart"/>
+      <w:r>
+        <w:t>accuracy</w:t>
+      </w:r>
+      <w:proofErr w:type="spellEnd"/>
+      <w:r>
+        <w:t xml:space="preserve">, konfuzijska mat., f1 </w:t>
+      </w:r>
+      <w:proofErr w:type="spellStart"/>
+      <w:r>
+        <w:t>score</w:t>
+      </w:r>
+      <w:proofErr w:type="spellEnd"/>
+      <w:r>
+        <w:t xml:space="preserve">, </w:t>
+      </w:r>
+      <w:proofErr w:type="spellStart"/>
+      <w:r>
+        <w:t>overfitting</w:t>
+      </w:r>
+      <w:proofErr w:type="spellEnd"/>
+      <w:r>
+        <w:t>., bogata diskusija</w:t>
       </w:r>
     </w:p>
     <w:sectPr>
